--- a/packages/docs/static/decision-guides/data-migration.docx
+++ b/packages/docs/static/decision-guides/data-migration.docx
@@ -11,18 +11,18 @@
           <wp:inline>
             <wp:extent cx="5943600" cy="1289649"/>
             <wp:effectExtent b="0" l="0" r="0" t="0"/>
-            <wp:docPr descr="Medplum" title="" id="10" name="Picture"/>
+            <wp:docPr descr="Medplum" title="" id="21" name="Picture"/>
             <a:graphic>
               <a:graphicData uri="http://schemas.openxmlformats.org/drawingml/2006/picture">
                 <pic:pic>
                   <pic:nvPicPr>
-                    <pic:cNvPr descr="medplum-wordmark-grape.png" id="11" name="Picture"/>
+                    <pic:cNvPr descr="medplum-wordmark-grape.png" id="22" name="Picture"/>
                     <pic:cNvPicPr>
                       <a:picLocks noChangeArrowheads="1" noChangeAspect="1"/>
                     </pic:cNvPicPr>
                   </pic:nvPicPr>
                   <pic:blipFill>
-                    <a:blip r:embed="rId9"/>
+                    <a:blip r:embed="rId20"/>
                     <a:stretch>
                       <a:fillRect/>
                     </a:stretch>
@@ -49,7 +49,7 @@
         </w:drawing>
       </w:r>
     </w:p>
-    <w:bookmarkStart w:id="54" w:name="data-migration-decision-guide"/>
+    <w:bookmarkStart w:id="65" w:name="data-migration-decision-guide"/>
     <w:p>
       <w:pPr>
         <w:pStyle w:val="Heading1"/>
@@ -64,39 +64,39 @@
       </w:pPr>
       <w:r>
         <w:rPr>
+          <w:iCs/>
           <w:i/>
-          <w:iCs/>
         </w:rPr>
         <w:t xml:space="preserve">Companion to the</w:t>
       </w:r>
       <w:r>
         <w:rPr>
+          <w:iCs/>
           <w:i/>
-          <w:iCs/>
         </w:rPr>
         <w:t xml:space="preserve"> </w:t>
       </w:r>
-      <w:hyperlink r:id="rId12">
+      <w:hyperlink r:id="rId23">
         <w:r>
           <w:rPr>
             <w:rStyle w:val="Hyperlink"/>
+            <w:iCs/>
             <w:i/>
-            <w:iCs/>
           </w:rPr>
           <w:t xml:space="preserve">Migrating to Medplum</w:t>
         </w:r>
       </w:hyperlink>
       <w:r>
         <w:rPr>
+          <w:iCs/>
           <w:i/>
-          <w:iCs/>
         </w:rPr>
         <w:t xml:space="preserve"> </w:t>
       </w:r>
       <w:r>
         <w:rPr>
+          <w:iCs/>
           <w:i/>
-          <w:iCs/>
         </w:rPr>
         <w:t xml:space="preserve">docs.</w:t>
       </w:r>
@@ -109,7 +109,7 @@
         <w:t xml:space="preserve">Section 1 describes your current state and goals. Section 2 identifies the factors that change your migration approach. Section 3 helps you make and document the resulting decisions.</w:t>
       </w:r>
     </w:p>
-    <w:bookmarkStart w:id="19" w:name="section-1-migration-context-participants"/>
+    <w:bookmarkStart w:id="30" w:name="section-1-migration-context-participants"/>
     <w:p>
       <w:pPr>
         <w:pStyle w:val="Heading2"/>
@@ -126,7 +126,7 @@
         <w:t xml:space="preserve">These questions establish what is moving, why it is moving, and who owns each decision before implementation begins.</w:t>
       </w:r>
     </w:p>
-    <w:bookmarkStart w:id="13" w:name="what-outcome-defines-success"/>
+    <w:bookmarkStart w:id="24" w:name="what-outcome-defines-success"/>
     <w:p>
       <w:pPr>
         <w:pStyle w:val="Heading3"/>
@@ -137,11 +137,11 @@
     </w:p>
     <w:p>
       <w:pPr>
-        <w:pStyle w:val="Compact"/>
         <w:numPr>
           <w:ilvl w:val="0"/>
           <w:numId w:val="1001"/>
         </w:numPr>
+        <w:pStyle w:val="Compact"/>
       </w:pPr>
       <w:r>
         <w:t xml:space="preserve">Replace a legacy clinical or operational system</w:t>
@@ -149,11 +149,11 @@
     </w:p>
     <w:p>
       <w:pPr>
-        <w:pStyle w:val="Compact"/>
         <w:numPr>
           <w:ilvl w:val="0"/>
           <w:numId w:val="1001"/>
         </w:numPr>
+        <w:pStyle w:val="Compact"/>
       </w:pPr>
       <w:r>
         <w:t xml:space="preserve">Consolidate several systems into one Medplum project</w:t>
@@ -161,11 +161,11 @@
     </w:p>
     <w:p>
       <w:pPr>
-        <w:pStyle w:val="Compact"/>
         <w:numPr>
           <w:ilvl w:val="0"/>
           <w:numId w:val="1001"/>
         </w:numPr>
+        <w:pStyle w:val="Compact"/>
       </w:pPr>
       <w:r>
         <w:t xml:space="preserve">Backfill history while the source remains active</w:t>
@@ -173,11 +173,11 @@
     </w:p>
     <w:p>
       <w:pPr>
-        <w:pStyle w:val="Compact"/>
         <w:numPr>
           <w:ilvl w:val="0"/>
           <w:numId w:val="1001"/>
         </w:numPr>
+        <w:pStyle w:val="Compact"/>
       </w:pPr>
       <w:r>
         <w:t xml:space="preserve">Seed selected data for a new workflow</w:t>
@@ -185,11 +185,11 @@
     </w:p>
     <w:p>
       <w:pPr>
-        <w:pStyle w:val="Compact"/>
         <w:numPr>
           <w:ilvl w:val="0"/>
           <w:numId w:val="1001"/>
         </w:numPr>
+        <w:pStyle w:val="Compact"/>
       </w:pPr>
       <w:r>
         <w:t xml:space="preserve">Preserve a read-only archive</w:t>
@@ -197,11 +197,11 @@
     </w:p>
     <w:p>
       <w:pPr>
-        <w:pStyle w:val="Compact"/>
         <w:numPr>
           <w:ilvl w:val="0"/>
           <w:numId w:val="1001"/>
         </w:numPr>
+        <w:pStyle w:val="Compact"/>
       </w:pPr>
       <w:r>
         <w:t xml:space="preserve">Build a repeatable onboarding pipeline for future sources</w:t>
@@ -213,14 +213,14 @@
       </w:pPr>
       <w:r>
         <w:rPr>
+          <w:iCs/>
           <w:i/>
-          <w:iCs/>
         </w:rPr>
         <w:t xml:space="preserve">Why: determines whether this is a finite conversion, ongoing synchronization, or a reusable product capability.</w:t>
       </w:r>
     </w:p>
-    <w:bookmarkEnd w:id="13"/>
-    <w:bookmarkStart w:id="14" w:name="X40e5f88a222cca059cb423a55c3af44a6a75173"/>
+    <w:bookmarkEnd w:id="24"/>
+    <w:bookmarkStart w:id="25" w:name="X40e5f88a222cca059cb423a55c3af44a6a75173"/>
     <w:p>
       <w:pPr>
         <w:pStyle w:val="Heading3"/>
@@ -239,11 +239,11 @@
     </w:p>
     <w:p>
       <w:pPr>
-        <w:pStyle w:val="Compact"/>
         <w:numPr>
           <w:ilvl w:val="0"/>
           <w:numId w:val="1002"/>
         </w:numPr>
+        <w:pStyle w:val="Compact"/>
       </w:pPr>
       <w:r>
         <w:t xml:space="preserve">Business and technical owners</w:t>
@@ -251,11 +251,11 @@
     </w:p>
     <w:p>
       <w:pPr>
-        <w:pStyle w:val="Compact"/>
         <w:numPr>
           <w:ilvl w:val="0"/>
           <w:numId w:val="1002"/>
         </w:numPr>
+        <w:pStyle w:val="Compact"/>
       </w:pPr>
       <w:r>
         <w:t xml:space="preserve">Extraction method and available formats</w:t>
@@ -263,11 +263,11 @@
     </w:p>
     <w:p>
       <w:pPr>
-        <w:pStyle w:val="Compact"/>
         <w:numPr>
           <w:ilvl w:val="0"/>
           <w:numId w:val="1002"/>
         </w:numPr>
+        <w:pStyle w:val="Compact"/>
       </w:pPr>
       <w:r>
         <w:t xml:space="preserve">Data volume and rate of change</w:t>
@@ -275,11 +275,11 @@
     </w:p>
     <w:p>
       <w:pPr>
-        <w:pStyle w:val="Compact"/>
         <w:numPr>
           <w:ilvl w:val="0"/>
           <w:numId w:val="1002"/>
         </w:numPr>
+        <w:pStyle w:val="Compact"/>
       </w:pPr>
       <w:r>
         <w:t xml:space="preserve">Stable identifiers</w:t>
@@ -287,11 +287,11 @@
     </w:p>
     <w:p>
       <w:pPr>
-        <w:pStyle w:val="Compact"/>
         <w:numPr>
           <w:ilvl w:val="0"/>
           <w:numId w:val="1002"/>
         </w:numPr>
+        <w:pStyle w:val="Compact"/>
       </w:pPr>
       <w:r>
         <w:t xml:space="preserve">Time zone, locale, and encoding conventions</w:t>
@@ -299,11 +299,11 @@
     </w:p>
     <w:p>
       <w:pPr>
-        <w:pStyle w:val="Compact"/>
         <w:numPr>
           <w:ilvl w:val="0"/>
           <w:numId w:val="1002"/>
         </w:numPr>
+        <w:pStyle w:val="Compact"/>
       </w:pPr>
       <w:r>
         <w:t xml:space="preserve">Known quality issues and source variants</w:t>
@@ -311,11 +311,11 @@
     </w:p>
     <w:p>
       <w:pPr>
-        <w:pStyle w:val="Compact"/>
         <w:numPr>
           <w:ilvl w:val="0"/>
           <w:numId w:val="1002"/>
         </w:numPr>
+        <w:pStyle w:val="Compact"/>
       </w:pPr>
       <w:r>
         <w:t xml:space="preserve">Deletion, merge, and correction history</w:t>
@@ -323,11 +323,11 @@
     </w:p>
     <w:p>
       <w:pPr>
-        <w:pStyle w:val="Compact"/>
         <w:numPr>
           <w:ilvl w:val="0"/>
           <w:numId w:val="1002"/>
         </w:numPr>
+        <w:pStyle w:val="Compact"/>
       </w:pPr>
       <w:r>
         <w:t xml:space="preserve">Whether the source remains active after cutover</w:t>
@@ -339,14 +339,14 @@
       </w:pPr>
       <w:r>
         <w:rPr>
+          <w:iCs/>
           <w:i/>
-          <w:iCs/>
         </w:rPr>
         <w:t xml:space="preserve">Why: a database snapshot, FHIR endpoint, HL7 feed, document archive, and DICOM repository need different extraction and reconciliation plans.</w:t>
       </w:r>
     </w:p>
-    <w:bookmarkEnd w:id="14"/>
-    <w:bookmarkStart w:id="15" w:name="X0e380b173cd414b188e42953b67fa377bd3798a"/>
+    <w:bookmarkEnd w:id="25"/>
+    <w:bookmarkStart w:id="26" w:name="X0e380b173cd414b188e42953b67fa377bd3798a"/>
     <w:p>
       <w:pPr>
         <w:pStyle w:val="Heading3"/>
@@ -365,11 +365,11 @@
     </w:p>
     <w:p>
       <w:pPr>
-        <w:pStyle w:val="Compact"/>
         <w:numPr>
           <w:ilvl w:val="0"/>
           <w:numId w:val="1003"/>
         </w:numPr>
+        <w:pStyle w:val="Compact"/>
       </w:pPr>
       <w:r>
         <w:t xml:space="preserve">People, organizations, locations, and coverage</w:t>
@@ -377,11 +377,11 @@
     </w:p>
     <w:p>
       <w:pPr>
-        <w:pStyle w:val="Compact"/>
         <w:numPr>
           <w:ilvl w:val="0"/>
           <w:numId w:val="1003"/>
         </w:numPr>
+        <w:pStyle w:val="Compact"/>
       </w:pPr>
       <w:r>
         <w:t xml:space="preserve">Encounters, appointments, current clinical state, and clinical history</w:t>
@@ -389,11 +389,11 @@
     </w:p>
     <w:p>
       <w:pPr>
-        <w:pStyle w:val="Compact"/>
         <w:numPr>
           <w:ilvl w:val="0"/>
           <w:numId w:val="1003"/>
         </w:numPr>
+        <w:pStyle w:val="Compact"/>
       </w:pPr>
       <w:r>
         <w:t xml:space="preserve">Forms, communications, tasks, consents, and other workflow state</w:t>
@@ -401,11 +401,11 @@
     </w:p>
     <w:p>
       <w:pPr>
-        <w:pStyle w:val="Compact"/>
         <w:numPr>
           <w:ilvl w:val="0"/>
           <w:numId w:val="1003"/>
         </w:numPr>
+        <w:pStyle w:val="Compact"/>
       </w:pPr>
       <w:r>
         <w:t xml:space="preserve">Documents, files, and imaging</w:t>
@@ -413,11 +413,11 @@
     </w:p>
     <w:p>
       <w:pPr>
-        <w:pStyle w:val="Compact"/>
         <w:numPr>
           <w:ilvl w:val="0"/>
           <w:numId w:val="1003"/>
         </w:numPr>
+        <w:pStyle w:val="Compact"/>
       </w:pPr>
       <w:r>
         <w:t xml:space="preserve">Billing, terminology, profiles, and configuration</w:t>
@@ -437,42 +437,56 @@
       </w:pPr>
       <w:r>
         <w:rPr>
+          <w:iCs/>
           <w:i/>
-          <w:iCs/>
         </w:rPr>
         <w:t xml:space="preserve">Why:</w:t>
       </w:r>
       <w:r>
         <w:rPr>
+          <w:iCs/>
           <w:i/>
-          <w:iCs/>
         </w:rPr>
         <w:t xml:space="preserve"> </w:t>
       </w:r>
       <w:r>
         <w:rPr>
+          <w:iCs/>
           <w:i/>
+        </w:rPr>
+        <w:t xml:space="preserve">“</w:t>
+      </w:r>
+      <w:r>
+        <w:rPr>
           <w:iCs/>
+          <w:i/>
         </w:rPr>
-        <w:t xml:space="preserve">“all data”</w:t>
+        <w:t xml:space="preserve">all data</w:t>
       </w:r>
       <w:r>
         <w:rPr>
+          <w:iCs/>
           <w:i/>
+        </w:rPr>
+        <w:t xml:space="preserve">”</w:t>
+      </w:r>
+      <w:r>
+        <w:rPr>
           <w:iCs/>
+          <w:i/>
         </w:rPr>
         <w:t xml:space="preserve"> </w:t>
       </w:r>
       <w:r>
         <w:rPr>
+          <w:iCs/>
           <w:i/>
-          <w:iCs/>
         </w:rPr>
         <w:t xml:space="preserve">is not an actionable scope. Each domain needs an explicit boundary, owner, target, and acceptance criteria.</w:t>
       </w:r>
     </w:p>
-    <w:bookmarkEnd w:id="15"/>
-    <w:bookmarkStart w:id="16" w:name="X2a84cb7cfa394d0f4f29334b003434a0ad946b4"/>
+    <w:bookmarkEnd w:id="26"/>
+    <w:bookmarkStart w:id="27" w:name="X2a84cb7cfa394d0f4f29334b003434a0ad946b4"/>
     <w:p>
       <w:pPr>
         <w:pStyle w:val="Heading3"/>
@@ -483,11 +497,11 @@
     </w:p>
     <w:p>
       <w:pPr>
-        <w:pStyle w:val="Compact"/>
         <w:numPr>
           <w:ilvl w:val="0"/>
           <w:numId w:val="1004"/>
         </w:numPr>
+        <w:pStyle w:val="Compact"/>
       </w:pPr>
       <w:r>
         <w:t xml:space="preserve">Source remains authoritative</w:t>
@@ -495,11 +509,11 @@
     </w:p>
     <w:p>
       <w:pPr>
-        <w:pStyle w:val="Compact"/>
         <w:numPr>
           <w:ilvl w:val="0"/>
           <w:numId w:val="1004"/>
         </w:numPr>
+        <w:pStyle w:val="Compact"/>
       </w:pPr>
       <w:r>
         <w:t xml:space="preserve">Medplum becomes authoritative at cutover</w:t>
@@ -507,11 +521,11 @@
     </w:p>
     <w:p>
       <w:pPr>
-        <w:pStyle w:val="Compact"/>
         <w:numPr>
           <w:ilvl w:val="0"/>
           <w:numId w:val="1004"/>
         </w:numPr>
+        <w:pStyle w:val="Compact"/>
       </w:pPr>
       <w:r>
         <w:t xml:space="preserve">Authority changes in phases</w:t>
@@ -519,11 +533,11 @@
     </w:p>
     <w:p>
       <w:pPr>
-        <w:pStyle w:val="Compact"/>
         <w:numPr>
           <w:ilvl w:val="0"/>
           <w:numId w:val="1004"/>
         </w:numPr>
+        <w:pStyle w:val="Compact"/>
       </w:pPr>
       <w:r>
         <w:t xml:space="preserve">An external system remains authoritative for a domain</w:t>
@@ -531,11 +545,11 @@
     </w:p>
     <w:p>
       <w:pPr>
-        <w:pStyle w:val="Compact"/>
         <w:numPr>
           <w:ilvl w:val="0"/>
           <w:numId w:val="1004"/>
         </w:numPr>
+        <w:pStyle w:val="Compact"/>
       </w:pPr>
       <w:r>
         <w:t xml:space="preserve">Both systems coexist under an explicit conflict policy</w:t>
@@ -547,14 +561,14 @@
       </w:pPr>
       <w:r>
         <w:rPr>
+          <w:iCs/>
           <w:i/>
-          <w:iCs/>
         </w:rPr>
         <w:t xml:space="preserve">Why: coexistence without one write authority per domain creates conflicts and makes reconciliation inconclusive.</w:t>
       </w:r>
     </w:p>
-    <w:bookmarkEnd w:id="16"/>
-    <w:bookmarkStart w:id="17" w:name="who-approves-the-migration"/>
+    <w:bookmarkEnd w:id="27"/>
+    <w:bookmarkStart w:id="28" w:name="who-approves-the-migration"/>
     <w:p>
       <w:pPr>
         <w:pStyle w:val="Heading3"/>
@@ -573,11 +587,11 @@
     </w:p>
     <w:p>
       <w:pPr>
-        <w:pStyle w:val="Compact"/>
         <w:numPr>
           <w:ilvl w:val="0"/>
           <w:numId w:val="1005"/>
         </w:numPr>
+        <w:pStyle w:val="Compact"/>
       </w:pPr>
       <w:r>
         <w:t xml:space="preserve">Source meaning and extraction</w:t>
@@ -585,11 +599,11 @@
     </w:p>
     <w:p>
       <w:pPr>
-        <w:pStyle w:val="Compact"/>
         <w:numPr>
           <w:ilvl w:val="0"/>
           <w:numId w:val="1005"/>
         </w:numPr>
+        <w:pStyle w:val="Compact"/>
       </w:pPr>
       <w:r>
         <w:t xml:space="preserve">Patient identity</w:t>
@@ -597,11 +611,11 @@
     </w:p>
     <w:p>
       <w:pPr>
-        <w:pStyle w:val="Compact"/>
         <w:numPr>
           <w:ilvl w:val="0"/>
           <w:numId w:val="1005"/>
         </w:numPr>
+        <w:pStyle w:val="Compact"/>
       </w:pPr>
       <w:r>
         <w:t xml:space="preserve">FHIR mapping and profiles</w:t>
@@ -609,11 +623,11 @@
     </w:p>
     <w:p>
       <w:pPr>
-        <w:pStyle w:val="Compact"/>
         <w:numPr>
           <w:ilvl w:val="0"/>
           <w:numId w:val="1005"/>
         </w:numPr>
+        <w:pStyle w:val="Compact"/>
       </w:pPr>
       <w:r>
         <w:t xml:space="preserve">Terminology and clinical interpretation</w:t>
@@ -621,11 +635,11 @@
     </w:p>
     <w:p>
       <w:pPr>
-        <w:pStyle w:val="Compact"/>
         <w:numPr>
           <w:ilvl w:val="0"/>
           <w:numId w:val="1005"/>
         </w:numPr>
+        <w:pStyle w:val="Compact"/>
       </w:pPr>
       <w:r>
         <w:t xml:space="preserve">Security and compliance</w:t>
@@ -633,11 +647,11 @@
     </w:p>
     <w:p>
       <w:pPr>
-        <w:pStyle w:val="Compact"/>
         <w:numPr>
           <w:ilvl w:val="0"/>
           <w:numId w:val="1005"/>
         </w:numPr>
+        <w:pStyle w:val="Compact"/>
       </w:pPr>
       <w:r>
         <w:t xml:space="preserve">Pipeline operations and reconciliation</w:t>
@@ -645,11 +659,11 @@
     </w:p>
     <w:p>
       <w:pPr>
-        <w:pStyle w:val="Compact"/>
         <w:numPr>
           <w:ilvl w:val="0"/>
           <w:numId w:val="1005"/>
         </w:numPr>
+        <w:pStyle w:val="Compact"/>
       </w:pPr>
       <w:r>
         <w:t xml:space="preserve">Go-live and rollback</w:t>
@@ -661,14 +675,14 @@
       </w:pPr>
       <w:r>
         <w:rPr>
+          <w:iCs/>
           <w:i/>
-          <w:iCs/>
         </w:rPr>
         <w:t xml:space="preserve">Why: many migration decisions require clinical, operational, and compliance judgment rather than engineering judgment.</w:t>
       </w:r>
     </w:p>
-    <w:bookmarkEnd w:id="17"/>
-    <w:bookmarkStart w:id="18" w:name="Xf745f99ff0aebfb797d4dcf1b4a2348b1acaed2"/>
+    <w:bookmarkEnd w:id="28"/>
+    <w:bookmarkStart w:id="29" w:name="Xf745f99ff0aebfb797d4dcf1b4a2348b1acaed2"/>
     <w:p>
       <w:pPr>
         <w:pStyle w:val="Heading3"/>
@@ -679,11 +693,11 @@
     </w:p>
     <w:p>
       <w:pPr>
-        <w:pStyle w:val="Compact"/>
         <w:numPr>
           <w:ilvl w:val="0"/>
           <w:numId w:val="1006"/>
         </w:numPr>
+        <w:pStyle w:val="Compact"/>
       </w:pPr>
       <w:r>
         <w:t xml:space="preserve">Which user workflows, reports, and integrations change at cutover?</w:t>
@@ -691,11 +705,11 @@
     </w:p>
     <w:p>
       <w:pPr>
-        <w:pStyle w:val="Compact"/>
         <w:numPr>
           <w:ilvl w:val="0"/>
           <w:numId w:val="1006"/>
         </w:numPr>
+        <w:pStyle w:val="Compact"/>
       </w:pPr>
       <w:r>
         <w:t xml:space="preserve">How much planned downtime can each workflow tolerate?</w:t>
@@ -703,11 +717,11 @@
     </w:p>
     <w:p>
       <w:pPr>
-        <w:pStyle w:val="Compact"/>
         <w:numPr>
           <w:ilvl w:val="0"/>
           <w:numId w:val="1006"/>
         </w:numPr>
+        <w:pStyle w:val="Compact"/>
       </w:pPr>
       <w:r>
         <w:t xml:space="preserve">Which users need training, and who owns readiness?</w:t>
@@ -715,11 +729,11 @@
     </w:p>
     <w:p>
       <w:pPr>
-        <w:pStyle w:val="Compact"/>
         <w:numPr>
           <w:ilvl w:val="0"/>
           <w:numId w:val="1006"/>
         </w:numPr>
+        <w:pStyle w:val="Compact"/>
       </w:pPr>
       <w:r>
         <w:t xml:space="preserve">Who communicates the freeze, cutover, rollback, and return-to-service status?</w:t>
@@ -727,11 +741,11 @@
     </w:p>
     <w:p>
       <w:pPr>
-        <w:pStyle w:val="Compact"/>
         <w:numPr>
           <w:ilvl w:val="0"/>
           <w:numId w:val="1006"/>
         </w:numPr>
+        <w:pStyle w:val="Compact"/>
       </w:pPr>
       <w:r>
         <w:t xml:space="preserve">What support coverage and post-go-live support period are required?</w:t>
@@ -739,11 +753,11 @@
     </w:p>
     <w:p>
       <w:pPr>
-        <w:pStyle w:val="Compact"/>
         <w:numPr>
           <w:ilvl w:val="0"/>
           <w:numId w:val="1006"/>
         </w:numPr>
+        <w:pStyle w:val="Compact"/>
       </w:pPr>
       <w:r>
         <w:t xml:space="preserve">How are user-reported data discrepancies triaged after cutover?</w:t>
@@ -755,8 +769,8 @@
       </w:pPr>
       <w:r>
         <w:rPr>
+          <w:iCs/>
           <w:i/>
-          <w:iCs/>
         </w:rPr>
         <w:t xml:space="preserve">Why: technically correct data is not a successful migration if users cannot safely perform their work after go-live.</w:t>
       </w:r>
@@ -768,9 +782,9 @@
         </w:pict>
       </w:r>
     </w:p>
-    <w:bookmarkEnd w:id="18"/>
-    <w:bookmarkEnd w:id="19"/>
-    <w:bookmarkStart w:id="20" w:name="section-2-approach-defining-factors"/>
+    <w:bookmarkEnd w:id="29"/>
+    <w:bookmarkEnd w:id="30"/>
+    <w:bookmarkStart w:id="31" w:name="section-2-approach-defining-factors"/>
     <w:p>
       <w:pPr>
         <w:pStyle w:val="Heading2"/>
@@ -799,8 +813,9 @@
       <w:tblPr>
         <w:tblStyle w:val="Table"/>
         <w:tblW w:w="9360" w:type="dxa"/>
+        <w:tblLook w:firstRow="1" w:lastRow="0" w:firstColumn="0" w:lastColumn="0" w:noHBand="0" w:noVBand="0" w:val="0020"/>
+        <w:jc w:val="start"/>
         <w:tblLayout w:type="fixed"/>
-        <w:tblLook w:firstRow="1" w:lastRow="0" w:firstColumn="0" w:lastColumn="0" w:noHBand="0" w:noVBand="0" w:val="0020"/>
       </w:tblPr>
       <w:tblGrid>
         <w:gridCol w:w="600"/>
@@ -812,7 +827,7 @@
       <w:tr>
         <w:trPr>
           <w:cantSplit/>
-          <w:tblHeader w:val="on"/>
+          <w:tblHeader w:val="true"/>
         </w:trPr>
         <w:tc>
           <w:tcPr/>
@@ -1787,8 +1802,8 @@
         </w:pict>
       </w:r>
     </w:p>
-    <w:bookmarkEnd w:id="20"/>
-    <w:bookmarkStart w:id="52" w:name="section-3-decision-deep-dives"/>
+    <w:bookmarkEnd w:id="31"/>
+    <w:bookmarkStart w:id="63" w:name="section-3-decision-deep-dives"/>
     <w:p>
       <w:pPr>
         <w:pStyle w:val="Heading2"/>
@@ -1805,7 +1820,7 @@
         <w:t xml:space="preserve">Complete 3.1 through 3.8 and 3.10 for every migration, adjusting the depth to your situation. Complete 3.9 when files, imaging, or another complex data type is in scope. For each section, document the decision, accountable owner, and acceptance criteria.</w:t>
       </w:r>
     </w:p>
-    <w:bookmarkStart w:id="31" w:name="define-what-will-move"/>
+    <w:bookmarkStart w:id="42" w:name="define-what-will-move"/>
     <w:p>
       <w:pPr>
         <w:pStyle w:val="Heading3"/>
@@ -1814,7 +1829,7 @@
         <w:t xml:space="preserve">Define What Will Move</w:t>
       </w:r>
     </w:p>
-    <w:bookmarkStart w:id="23" w:name="scope-inventory-ownership"/>
+    <w:bookmarkStart w:id="34" w:name="scope-inventory-ownership"/>
     <w:p>
       <w:pPr>
         <w:pStyle w:val="Heading4"/>
@@ -1833,7 +1848,7 @@
       <w:r>
         <w:t xml:space="preserve"> </w:t>
       </w:r>
-      <w:hyperlink r:id="rId21">
+      <w:hyperlink r:id="rId32">
         <w:r>
           <w:rPr>
             <w:rStyle w:val="Hyperlink"/>
@@ -1851,8 +1866,8 @@
       </w:pPr>
       <w:r>
         <w:rPr>
+          <w:bCs/>
           <w:b/>
-          <w:bCs/>
         </w:rPr>
         <w:t xml:space="preserve">Recommendation:</w:t>
       </w:r>
@@ -1869,19 +1884,19 @@
       </w:pPr>
       <w:r>
         <w:rPr>
+          <w:bCs/>
           <w:b/>
-          <w:bCs/>
         </w:rPr>
         <w:t xml:space="preserve">Questions:</w:t>
       </w:r>
     </w:p>
     <w:p>
       <w:pPr>
-        <w:pStyle w:val="Compact"/>
         <w:numPr>
           <w:ilvl w:val="0"/>
           <w:numId w:val="1007"/>
         </w:numPr>
+        <w:pStyle w:val="Compact"/>
       </w:pPr>
       <w:r>
         <w:t xml:space="preserve">Which domains and history are required on day one, and what is excluded?</w:t>
@@ -1889,11 +1904,11 @@
     </w:p>
     <w:p>
       <w:pPr>
-        <w:pStyle w:val="Compact"/>
         <w:numPr>
           <w:ilvl w:val="0"/>
           <w:numId w:val="1007"/>
         </w:numPr>
+        <w:pStyle w:val="Compact"/>
       </w:pPr>
       <w:r>
         <w:t xml:space="preserve">Which sources contribute to each domain, and can they produce a consistent snapshot or a reliable list of later changes?</w:t>
@@ -1901,11 +1916,11 @@
     </w:p>
     <w:p>
       <w:pPr>
-        <w:pStyle w:val="Compact"/>
         <w:numPr>
           <w:ilvl w:val="0"/>
           <w:numId w:val="1007"/>
         </w:numPr>
+        <w:pStyle w:val="Compact"/>
       </w:pPr>
       <w:r>
         <w:t xml:space="preserve">What are the qualifying record counts, file volumes, and change rates?</w:t>
@@ -1913,11 +1928,11 @@
     </w:p>
     <w:p>
       <w:pPr>
-        <w:pStyle w:val="Compact"/>
         <w:numPr>
           <w:ilvl w:val="0"/>
           <w:numId w:val="1007"/>
         </w:numPr>
+        <w:pStyle w:val="Compact"/>
       </w:pPr>
       <w:r>
         <w:t xml:space="preserve">Who owns source meaning, mapping, acceptance, and retained legacy access?</w:t>
@@ -1927,8 +1942,9 @@
       <w:tblPr>
         <w:tblStyle w:val="Table"/>
         <w:tblW w:w="9360" w:type="dxa"/>
+        <w:tblLook w:firstRow="1" w:lastRow="0" w:firstColumn="0" w:lastColumn="0" w:noHBand="0" w:noVBand="0" w:val="0020"/>
+        <w:jc w:val="start"/>
         <w:tblLayout w:type="fixed"/>
-        <w:tblLook w:firstRow="1" w:lastRow="0" w:firstColumn="0" w:lastColumn="0" w:noHBand="0" w:noVBand="0" w:val="0020"/>
       </w:tblPr>
       <w:tblGrid>
         <w:gridCol w:w="4542"/>
@@ -1937,7 +1953,7 @@
       <w:tr>
         <w:trPr>
           <w:cantSplit/>
-          <w:tblHeader w:val="on"/>
+          <w:tblHeader w:val="true"/>
         </w:trPr>
         <w:tc>
           <w:tcPr/>
@@ -2081,7 +2097,13 @@
               <w:t xml:space="preserve"> </w:t>
             </w:r>
             <w:r>
-              <w:t xml:space="preserve">“current”</w:t>
+              <w:t xml:space="preserve">“</w:t>
+            </w:r>
+            <w:r>
+              <w:t xml:space="preserve">current</w:t>
+            </w:r>
+            <w:r>
+              <w:t xml:space="preserve">”</w:t>
             </w:r>
             <w:r>
               <w:t xml:space="preserve"> </w:t>
@@ -2157,8 +2179,8 @@
       </w:pPr>
       <w:r>
         <w:rPr>
+          <w:bCs/>
           <w:b/>
-          <w:bCs/>
         </w:rPr>
         <w:t xml:space="preserve">Output:</w:t>
       </w:r>
@@ -2171,7 +2193,7 @@
       <w:r>
         <w:t xml:space="preserve"> </w:t>
       </w:r>
-      <w:hyperlink r:id="rId22">
+      <w:hyperlink r:id="rId33">
         <w:r>
           <w:rPr>
             <w:rStyle w:val="Hyperlink"/>
@@ -2183,8 +2205,8 @@
         <w:t xml:space="preserve">.</w:t>
       </w:r>
     </w:p>
-    <w:bookmarkEnd w:id="23"/>
-    <w:bookmarkStart w:id="26" w:name="identity-identifiers-deduplication"/>
+    <w:bookmarkEnd w:id="34"/>
+    <w:bookmarkStart w:id="37" w:name="identity-identifiers-deduplication"/>
     <w:p>
       <w:pPr>
         <w:pStyle w:val="Heading4"/>
@@ -2203,7 +2225,7 @@
       <w:r>
         <w:t xml:space="preserve"> </w:t>
       </w:r>
-      <w:hyperlink r:id="rId24">
+      <w:hyperlink r:id="rId35">
         <w:r>
           <w:rPr>
             <w:rStyle w:val="Hyperlink"/>
@@ -2220,7 +2242,7 @@
       <w:r>
         <w:t xml:space="preserve"> </w:t>
       </w:r>
-      <w:hyperlink r:id="rId25">
+      <w:hyperlink r:id="rId36">
         <w:r>
           <w:rPr>
             <w:rStyle w:val="Hyperlink"/>
@@ -2250,8 +2272,8 @@
       </w:pPr>
       <w:r>
         <w:rPr>
+          <w:bCs/>
           <w:b/>
-          <w:bCs/>
         </w:rPr>
         <w:t xml:space="preserve">⚠ One-way door:</w:t>
       </w:r>
@@ -2268,8 +2290,8 @@
       </w:pPr>
       <w:r>
         <w:rPr>
+          <w:bCs/>
           <w:b/>
-          <w:bCs/>
         </w:rPr>
         <w:t xml:space="preserve">Recommendation:</w:t>
       </w:r>
@@ -2286,19 +2308,19 @@
       </w:pPr>
       <w:r>
         <w:rPr>
+          <w:bCs/>
           <w:b/>
-          <w:bCs/>
         </w:rPr>
         <w:t xml:space="preserve">Questions:</w:t>
       </w:r>
     </w:p>
     <w:p>
       <w:pPr>
-        <w:pStyle w:val="Compact"/>
         <w:numPr>
           <w:ilvl w:val="0"/>
           <w:numId w:val="1008"/>
         </w:numPr>
+        <w:pStyle w:val="Compact"/>
       </w:pPr>
       <w:r>
         <w:t xml:space="preserve">Which source keys are stable and unique, and which identifier system URI represents each source?</w:t>
@@ -2306,11 +2328,11 @@
     </w:p>
     <w:p>
       <w:pPr>
-        <w:pStyle w:val="Compact"/>
         <w:numPr>
           <w:ilvl w:val="0"/>
           <w:numId w:val="1008"/>
         </w:numPr>
+        <w:pStyle w:val="Compact"/>
       </w:pPr>
       <w:r>
         <w:t xml:space="preserve">Where can duplicates occur: within a source, across sources, or against Medplum?</w:t>
@@ -2318,11 +2340,11 @@
     </w:p>
     <w:p>
       <w:pPr>
-        <w:pStyle w:val="Compact"/>
         <w:numPr>
           <w:ilvl w:val="0"/>
           <w:numId w:val="1008"/>
         </w:numPr>
+        <w:pStyle w:val="Compact"/>
       </w:pPr>
       <w:r>
         <w:t xml:space="preserve">What evidence and risk threshold permit automatic matching versus human review?</w:t>
@@ -2330,11 +2352,11 @@
     </w:p>
     <w:p>
       <w:pPr>
-        <w:pStyle w:val="Compact"/>
         <w:numPr>
           <w:ilvl w:val="0"/>
           <w:numId w:val="1008"/>
         </w:numPr>
+        <w:pStyle w:val="Compact"/>
       </w:pPr>
       <w:r>
         <w:t xml:space="preserve">Will migration merge records, or only report candidates for later remediation?</w:t>
@@ -2344,8 +2366,9 @@
       <w:tblPr>
         <w:tblStyle w:val="Table"/>
         <w:tblW w:w="9360" w:type="dxa"/>
+        <w:tblLook w:firstRow="1" w:lastRow="0" w:firstColumn="0" w:lastColumn="0" w:noHBand="0" w:noVBand="0" w:val="0020"/>
+        <w:jc w:val="start"/>
         <w:tblLayout w:type="fixed"/>
-        <w:tblLook w:firstRow="1" w:lastRow="0" w:firstColumn="0" w:lastColumn="0" w:noHBand="0" w:noVBand="0" w:val="0020"/>
       </w:tblPr>
       <w:tblGrid>
         <w:gridCol w:w="4537"/>
@@ -2354,7 +2377,7 @@
       <w:tr>
         <w:trPr>
           <w:cantSplit/>
-          <w:tblHeader w:val="on"/>
+          <w:tblHeader w:val="true"/>
         </w:trPr>
         <w:tc>
           <w:tcPr/>
@@ -2655,7 +2678,13 @@
         <w:t xml:space="preserve"> </w:t>
       </w:r>
       <w:r>
-        <w:t xml:space="preserve">“which source record is this?”</w:t>
+        <w:t xml:space="preserve">“</w:t>
+      </w:r>
+      <w:r>
+        <w:t xml:space="preserve">which source record is this?</w:t>
+      </w:r>
+      <w:r>
+        <w:t xml:space="preserve">”</w:t>
       </w:r>
       <w:r>
         <w:t xml:space="preserve"> </w:t>
@@ -2667,11 +2696,17 @@
         <w:t xml:space="preserve"> </w:t>
       </w:r>
       <w:r>
-        <w:t xml:space="preserve">“which real-world person is this?”</w:t>
-      </w:r>
-    </w:p>
-    <w:bookmarkEnd w:id="26"/>
-    <w:bookmarkStart w:id="30" w:name="mapping-terminology-governance"/>
+        <w:t xml:space="preserve">“</w:t>
+      </w:r>
+      <w:r>
+        <w:t xml:space="preserve">which real-world person is this?</w:t>
+      </w:r>
+      <w:r>
+        <w:t xml:space="preserve">”</w:t>
+      </w:r>
+    </w:p>
+    <w:bookmarkEnd w:id="37"/>
+    <w:bookmarkStart w:id="41" w:name="mapping-terminology-governance"/>
     <w:p>
       <w:pPr>
         <w:pStyle w:val="Heading4"/>
@@ -2690,7 +2725,7 @@
       <w:r>
         <w:t xml:space="preserve"> </w:t>
       </w:r>
-      <w:hyperlink r:id="rId27">
+      <w:hyperlink r:id="rId38">
         <w:r>
           <w:rPr>
             <w:rStyle w:val="Hyperlink"/>
@@ -2707,7 +2742,7 @@
       <w:r>
         <w:t xml:space="preserve"> </w:t>
       </w:r>
-      <w:hyperlink r:id="rId28">
+      <w:hyperlink r:id="rId39">
         <w:r>
           <w:rPr>
             <w:rStyle w:val="Hyperlink"/>
@@ -2725,8 +2760,8 @@
       </w:pPr>
       <w:r>
         <w:rPr>
+          <w:bCs/>
           <w:b/>
-          <w:bCs/>
         </w:rPr>
         <w:t xml:space="preserve">⚠ One-way door:</w:t>
       </w:r>
@@ -2743,8 +2778,8 @@
       </w:pPr>
       <w:r>
         <w:rPr>
+          <w:bCs/>
           <w:b/>
-          <w:bCs/>
         </w:rPr>
         <w:t xml:space="preserve">Recommendation:</w:t>
       </w:r>
@@ -2761,19 +2796,19 @@
       </w:pPr>
       <w:r>
         <w:rPr>
+          <w:bCs/>
           <w:b/>
-          <w:bCs/>
         </w:rPr>
         <w:t xml:space="preserve">Questions:</w:t>
       </w:r>
     </w:p>
     <w:p>
       <w:pPr>
-        <w:pStyle w:val="Compact"/>
         <w:numPr>
           <w:ilvl w:val="0"/>
           <w:numId w:val="1009"/>
         </w:numPr>
+        <w:pStyle w:val="Compact"/>
       </w:pPr>
       <w:r>
         <w:t xml:space="preserve">Which FHIR resources, fields, profiles, and terminology represent each source concept?</w:t>
@@ -2781,11 +2816,11 @@
     </w:p>
     <w:p>
       <w:pPr>
-        <w:pStyle w:val="Compact"/>
         <w:numPr>
           <w:ilvl w:val="0"/>
           <w:numId w:val="1009"/>
         </w:numPr>
+        <w:pStyle w:val="Compact"/>
       </w:pPr>
       <w:r>
         <w:t xml:space="preserve">Which mappings are direct, conditional, one-to-many, unsupported, or excluded?</w:t>
@@ -2793,11 +2828,11 @@
     </w:p>
     <w:p>
       <w:pPr>
-        <w:pStyle w:val="Compact"/>
         <w:numPr>
           <w:ilvl w:val="0"/>
           <w:numId w:val="1009"/>
         </w:numPr>
+        <w:pStyle w:val="Compact"/>
       </w:pPr>
       <w:r>
         <w:t xml:space="preserve">How are missing, ambiguous, free-text, and source-specific values handled?</w:t>
@@ -2805,11 +2840,11 @@
     </w:p>
     <w:p>
       <w:pPr>
-        <w:pStyle w:val="Compact"/>
         <w:numPr>
           <w:ilvl w:val="0"/>
           <w:numId w:val="1009"/>
         </w:numPr>
+        <w:pStyle w:val="Compact"/>
       </w:pPr>
       <w:r>
         <w:t xml:space="preserve">Are profiles declared per resource in</w:t>
@@ -2844,11 +2879,11 @@
     </w:p>
     <w:p>
       <w:pPr>
-        <w:pStyle w:val="Compact"/>
         <w:numPr>
           <w:ilvl w:val="0"/>
           <w:numId w:val="1009"/>
         </w:numPr>
+        <w:pStyle w:val="Compact"/>
       </w:pPr>
       <w:r>
         <w:t xml:space="preserve">Who approves changes, and which records must be reprocessed when a mapping changes?</w:t>
@@ -2858,8 +2893,9 @@
       <w:tblPr>
         <w:tblStyle w:val="Table"/>
         <w:tblW w:w="9360" w:type="dxa"/>
+        <w:tblLook w:firstRow="1" w:lastRow="0" w:firstColumn="0" w:lastColumn="0" w:noHBand="0" w:noVBand="0" w:val="0020"/>
+        <w:jc w:val="start"/>
         <w:tblLayout w:type="fixed"/>
-        <w:tblLook w:firstRow="1" w:lastRow="0" w:firstColumn="0" w:lastColumn="0" w:noHBand="0" w:noVBand="0" w:val="0020"/>
       </w:tblPr>
       <w:tblGrid>
         <w:gridCol w:w="4414"/>
@@ -2868,7 +2904,7 @@
       <w:tr>
         <w:trPr>
           <w:cantSplit/>
-          <w:tblHeader w:val="on"/>
+          <w:tblHeader w:val="true"/>
         </w:trPr>
         <w:tc>
           <w:tcPr/>
@@ -3203,7 +3239,7 @@
       <w:r>
         <w:t xml:space="preserve"> </w:t>
       </w:r>
-      <w:hyperlink r:id="rId29">
+      <w:hyperlink r:id="rId40">
         <w:r>
           <w:rPr>
             <w:rStyle w:val="Hyperlink"/>
@@ -3218,9 +3254,9 @@
         <w:t xml:space="preserve">to define the information your project must track. Mapping approval is distinct from code review.</w:t>
       </w:r>
     </w:p>
-    <w:bookmarkEnd w:id="30"/>
-    <w:bookmarkEnd w:id="31"/>
-    <w:bookmarkStart w:id="37" w:name="prove-it-can-move-safely"/>
+    <w:bookmarkEnd w:id="41"/>
+    <w:bookmarkEnd w:id="42"/>
+    <w:bookmarkStart w:id="48" w:name="prove-it-can-move-safely"/>
     <w:p>
       <w:pPr>
         <w:pStyle w:val="Heading3"/>
@@ -3229,7 +3265,7 @@
         <w:t xml:space="preserve">Prove It Can Move Safely</w:t>
       </w:r>
     </w:p>
-    <w:bookmarkStart w:id="34" w:name="validation-reconciliation-acceptance"/>
+    <w:bookmarkStart w:id="45" w:name="validation-reconciliation-acceptance"/>
     <w:p>
       <w:pPr>
         <w:pStyle w:val="Heading4"/>
@@ -3248,7 +3284,7 @@
       <w:r>
         <w:t xml:space="preserve"> </w:t>
       </w:r>
-      <w:hyperlink r:id="rId32">
+      <w:hyperlink r:id="rId43">
         <w:r>
           <w:rPr>
             <w:rStyle w:val="Hyperlink"/>
@@ -3265,7 +3301,7 @@
       <w:r>
         <w:t xml:space="preserve"> </w:t>
       </w:r>
-      <w:hyperlink r:id="rId33">
+      <w:hyperlink r:id="rId44">
         <w:r>
           <w:rPr>
             <w:rStyle w:val="Hyperlink"/>
@@ -3283,8 +3319,8 @@
       </w:pPr>
       <w:r>
         <w:rPr>
+          <w:bCs/>
           <w:b/>
-          <w:bCs/>
         </w:rPr>
         <w:t xml:space="preserve">Recommendation:</w:t>
       </w:r>
@@ -3301,19 +3337,19 @@
       </w:pPr>
       <w:r>
         <w:rPr>
+          <w:bCs/>
           <w:b/>
-          <w:bCs/>
         </w:rPr>
         <w:t xml:space="preserve">Questions:</w:t>
       </w:r>
     </w:p>
     <w:p>
       <w:pPr>
-        <w:pStyle w:val="Compact"/>
         <w:numPr>
           <w:ilvl w:val="0"/>
           <w:numId w:val="1010"/>
         </w:numPr>
+        <w:pStyle w:val="Compact"/>
       </w:pPr>
       <w:r>
         <w:t xml:space="preserve">What must reconcile exactly, and which differences are expected and explainable?</w:t>
@@ -3321,11 +3357,11 @@
     </w:p>
     <w:p>
       <w:pPr>
-        <w:pStyle w:val="Compact"/>
         <w:numPr>
           <w:ilvl w:val="0"/>
           <w:numId w:val="1010"/>
         </w:numPr>
+        <w:pStyle w:val="Compact"/>
       </w:pPr>
       <w:r>
         <w:t xml:space="preserve">Which relationships, values, and high-risk cohorts require deeper review?</w:t>
@@ -3333,11 +3369,11 @@
     </w:p>
     <w:p>
       <w:pPr>
-        <w:pStyle w:val="Compact"/>
         <w:numPr>
           <w:ilvl w:val="0"/>
           <w:numId w:val="1010"/>
         </w:numPr>
+        <w:pStyle w:val="Compact"/>
       </w:pPr>
       <w:r>
         <w:t xml:space="preserve">How is every success, rejection, skip, retry, record held for review, and exception reported?</w:t>
@@ -3345,11 +3381,11 @@
     </w:p>
     <w:p>
       <w:pPr>
-        <w:pStyle w:val="Compact"/>
         <w:numPr>
           <w:ilvl w:val="0"/>
           <w:numId w:val="1010"/>
         </w:numPr>
+        <w:pStyle w:val="Compact"/>
       </w:pPr>
       <w:r>
         <w:t xml:space="preserve">Which evidence and thresholds must each stakeholder approve?</w:t>
@@ -3359,8 +3395,9 @@
       <w:tblPr>
         <w:tblStyle w:val="Table"/>
         <w:tblW w:w="9360" w:type="dxa"/>
+        <w:tblLook w:firstRow="1" w:lastRow="0" w:firstColumn="0" w:lastColumn="0" w:noHBand="0" w:noVBand="0" w:val="0020"/>
+        <w:jc w:val="start"/>
         <w:tblLayout w:type="fixed"/>
-        <w:tblLook w:firstRow="1" w:lastRow="0" w:firstColumn="0" w:lastColumn="0" w:noHBand="0" w:noVBand="0" w:val="0020"/>
       </w:tblPr>
       <w:tblGrid>
         <w:gridCol w:w="4637"/>
@@ -3369,7 +3406,7 @@
       <w:tr>
         <w:trPr>
           <w:cantSplit/>
-          <w:tblHeader w:val="on"/>
+          <w:tblHeader w:val="true"/>
         </w:trPr>
         <w:tc>
           <w:tcPr/>
@@ -3591,8 +3628,8 @@
         <w:t xml:space="preserve">Do not prescribe a universal verification percentage. Choose samples after exact extraction counts are known and adjust for variability, risk, complexity, and defect history.</w:t>
       </w:r>
     </w:p>
-    <w:bookmarkEnd w:id="34"/>
-    <w:bookmarkStart w:id="36" w:name="load-architecture-production-operations"/>
+    <w:bookmarkEnd w:id="45"/>
+    <w:bookmarkStart w:id="47" w:name="load-architecture-production-operations"/>
     <w:p>
       <w:pPr>
         <w:pStyle w:val="Heading4"/>
@@ -3611,7 +3648,7 @@
       <w:r>
         <w:t xml:space="preserve"> </w:t>
       </w:r>
-      <w:hyperlink r:id="rId35">
+      <w:hyperlink r:id="rId46">
         <w:r>
           <w:rPr>
             <w:rStyle w:val="Hyperlink"/>
@@ -3629,8 +3666,8 @@
       </w:pPr>
       <w:r>
         <w:rPr>
+          <w:bCs/>
           <w:b/>
-          <w:bCs/>
         </w:rPr>
         <w:t xml:space="preserve">Recommendation:</w:t>
       </w:r>
@@ -3647,19 +3684,19 @@
       </w:pPr>
       <w:r>
         <w:rPr>
+          <w:bCs/>
           <w:b/>
-          <w:bCs/>
         </w:rPr>
         <w:t xml:space="preserve">Questions:</w:t>
       </w:r>
     </w:p>
     <w:p>
       <w:pPr>
-        <w:pStyle w:val="Compact"/>
         <w:numPr>
           <w:ilvl w:val="0"/>
           <w:numId w:val="1011"/>
         </w:numPr>
+        <w:pStyle w:val="Compact"/>
       </w:pPr>
       <w:r>
         <w:t xml:space="preserve">Which writes are independent, and which small groups must succeed or fail together?</w:t>
@@ -3667,11 +3704,11 @@
     </w:p>
     <w:p>
       <w:pPr>
-        <w:pStyle w:val="Compact"/>
         <w:numPr>
           <w:ilvl w:val="0"/>
           <w:numId w:val="1011"/>
         </w:numPr>
+        <w:pStyle w:val="Compact"/>
       </w:pPr>
       <w:r>
         <w:t xml:space="preserve">Which import path and measured throughput fit the data shape and cutover window?</w:t>
@@ -3679,11 +3716,11 @@
     </w:p>
     <w:p>
       <w:pPr>
-        <w:pStyle w:val="Compact"/>
         <w:numPr>
           <w:ilvl w:val="0"/>
           <w:numId w:val="1011"/>
         </w:numPr>
+        <w:pStyle w:val="Compact"/>
       </w:pPr>
       <w:r>
         <w:t xml:space="preserve">How are results, checkpoints, retries, and rejected resources recorded?</w:t>
@@ -3691,11 +3728,11 @@
     </w:p>
     <w:p>
       <w:pPr>
-        <w:pStyle w:val="Compact"/>
         <w:numPr>
           <w:ilvl w:val="0"/>
           <w:numId w:val="1011"/>
         </w:numPr>
+        <w:pStyle w:val="Compact"/>
       </w:pPr>
       <w:r>
         <w:t xml:space="preserve">Which downstream automations run, and what thresholds pause the load?</w:t>
@@ -3707,8 +3744,8 @@
       </w:pPr>
       <w:r>
         <w:rPr>
+          <w:bCs/>
           <w:b/>
-          <w:bCs/>
         </w:rPr>
         <w:t xml:space="preserve">Output:</w:t>
       </w:r>
@@ -3721,7 +3758,7 @@
       <w:r>
         <w:t xml:space="preserve"> </w:t>
       </w:r>
-      <w:hyperlink r:id="rId35">
+      <w:hyperlink r:id="rId46">
         <w:r>
           <w:rPr>
             <w:rStyle w:val="Hyperlink"/>
@@ -3733,9 +3770,9 @@
         <w:t xml:space="preserve">.</w:t>
       </w:r>
     </w:p>
-    <w:bookmarkEnd w:id="36"/>
-    <w:bookmarkEnd w:id="37"/>
-    <w:bookmarkStart w:id="42" w:name="plan-the-transition"/>
+    <w:bookmarkEnd w:id="47"/>
+    <w:bookmarkEnd w:id="48"/>
+    <w:bookmarkStart w:id="53" w:name="plan-the-transition"/>
     <w:p>
       <w:pPr>
         <w:pStyle w:val="Heading3"/>
@@ -3744,7 +3781,7 @@
         <w:t xml:space="preserve">Plan the Transition</w:t>
       </w:r>
     </w:p>
-    <w:bookmarkStart w:id="40" w:name="cutover-incremental-changes-coexistence"/>
+    <w:bookmarkStart w:id="51" w:name="cutover-incremental-changes-coexistence"/>
     <w:p>
       <w:pPr>
         <w:pStyle w:val="Heading4"/>
@@ -3763,7 +3800,7 @@
       <w:r>
         <w:t xml:space="preserve"> </w:t>
       </w:r>
-      <w:hyperlink r:id="rId38">
+      <w:hyperlink r:id="rId49">
         <w:r>
           <w:rPr>
             <w:rStyle w:val="Hyperlink"/>
@@ -3781,8 +3818,8 @@
       </w:pPr>
       <w:r>
         <w:rPr>
+          <w:bCs/>
           <w:b/>
-          <w:bCs/>
         </w:rPr>
         <w:t xml:space="preserve">⚠ One-way door:</w:t>
       </w:r>
@@ -3799,8 +3836,8 @@
       </w:pPr>
       <w:r>
         <w:rPr>
+          <w:bCs/>
           <w:b/>
-          <w:bCs/>
         </w:rPr>
         <w:t xml:space="preserve">Recommendation:</w:t>
       </w:r>
@@ -3817,19 +3854,19 @@
       </w:pPr>
       <w:r>
         <w:rPr>
+          <w:bCs/>
           <w:b/>
-          <w:bCs/>
         </w:rPr>
         <w:t xml:space="preserve">Questions:</w:t>
       </w:r>
     </w:p>
     <w:p>
       <w:pPr>
-        <w:pStyle w:val="Compact"/>
         <w:numPr>
           <w:ilvl w:val="0"/>
           <w:numId w:val="1012"/>
         </w:numPr>
+        <w:pStyle w:val="Compact"/>
       </w:pPr>
       <w:r>
         <w:t xml:space="preserve">Is transition big bang, phased, parallel, or backfill-only?</w:t>
@@ -3837,11 +3874,11 @@
     </w:p>
     <w:p>
       <w:pPr>
-        <w:pStyle w:val="Compact"/>
         <w:numPr>
           <w:ilvl w:val="0"/>
           <w:numId w:val="1012"/>
         </w:numPr>
+        <w:pStyle w:val="Compact"/>
       </w:pPr>
       <w:r>
         <w:t xml:space="preserve">Which system owns reads and writes for each domain and phase?</w:t>
@@ -3849,11 +3886,11 @@
     </w:p>
     <w:p>
       <w:pPr>
-        <w:pStyle w:val="Compact"/>
         <w:numPr>
           <w:ilvl w:val="0"/>
           <w:numId w:val="1012"/>
         </w:numPr>
+        <w:pStyle w:val="Compact"/>
       </w:pPr>
       <w:r>
         <w:t xml:space="preserve">How are changes since the previous extract captured, and can any path bypass the authoritative system?</w:t>
@@ -3861,11 +3898,11 @@
     </w:p>
     <w:p>
       <w:pPr>
-        <w:pStyle w:val="Compact"/>
         <w:numPr>
           <w:ilvl w:val="0"/>
           <w:numId w:val="1012"/>
         </w:numPr>
+        <w:pStyle w:val="Compact"/>
       </w:pPr>
       <w:r>
         <w:t xml:space="preserve">How are dual-write failures and conflicts handled?</w:t>
@@ -3873,11 +3910,11 @@
     </w:p>
     <w:p>
       <w:pPr>
-        <w:pStyle w:val="Compact"/>
         <w:numPr>
           <w:ilvl w:val="0"/>
           <w:numId w:val="1012"/>
         </w:numPr>
+        <w:pStyle w:val="Compact"/>
       </w:pPr>
       <w:r>
         <w:t xml:space="preserve">What evidence triggers go-live, pause, rollback, and legacy retirement?</w:t>
@@ -3887,8 +3924,9 @@
       <w:tblPr>
         <w:tblStyle w:val="Table"/>
         <w:tblW w:w="9360" w:type="dxa"/>
+        <w:tblLook w:firstRow="1" w:lastRow="0" w:firstColumn="0" w:lastColumn="0" w:noHBand="0" w:noVBand="0" w:val="0020"/>
+        <w:jc w:val="start"/>
         <w:tblLayout w:type="fixed"/>
-        <w:tblLook w:firstRow="1" w:lastRow="0" w:firstColumn="0" w:lastColumn="0" w:noHBand="0" w:noVBand="0" w:val="0020"/>
       </w:tblPr>
       <w:tblGrid>
         <w:gridCol w:w="4324"/>
@@ -3897,7 +3935,7 @@
       <w:tr>
         <w:trPr>
           <w:cantSplit/>
-          <w:tblHeader w:val="on"/>
+          <w:tblHeader w:val="true"/>
         </w:trPr>
         <w:tc>
           <w:tcPr/>
@@ -4105,8 +4143,8 @@
       </w:pPr>
       <w:r>
         <w:rPr>
+          <w:bCs/>
           <w:b/>
-          <w:bCs/>
         </w:rPr>
         <w:t xml:space="preserve">Output:</w:t>
       </w:r>
@@ -4119,7 +4157,7 @@
       <w:r>
         <w:t xml:space="preserve"> </w:t>
       </w:r>
-      <w:hyperlink r:id="rId39">
+      <w:hyperlink r:id="rId50">
         <w:r>
           <w:rPr>
             <w:rStyle w:val="Hyperlink"/>
@@ -4131,8 +4169,8 @@
         <w:t xml:space="preserve">.</w:t>
       </w:r>
     </w:p>
-    <w:bookmarkEnd w:id="40"/>
-    <w:bookmarkStart w:id="41" w:name="testing-dress-rehearsals"/>
+    <w:bookmarkEnd w:id="51"/>
+    <w:bookmarkStart w:id="52" w:name="testing-dress-rehearsals"/>
     <w:p>
       <w:pPr>
         <w:pStyle w:val="Heading4"/>
@@ -4151,7 +4189,7 @@
       <w:r>
         <w:t xml:space="preserve"> </w:t>
       </w:r>
-      <w:hyperlink r:id="rId33">
+      <w:hyperlink r:id="rId44">
         <w:r>
           <w:rPr>
             <w:rStyle w:val="Hyperlink"/>
@@ -4169,8 +4207,8 @@
       </w:pPr>
       <w:r>
         <w:rPr>
+          <w:bCs/>
           <w:b/>
-          <w:bCs/>
         </w:rPr>
         <w:t xml:space="preserve">Recommendation:</w:t>
       </w:r>
@@ -4187,19 +4225,19 @@
       </w:pPr>
       <w:r>
         <w:rPr>
+          <w:bCs/>
           <w:b/>
-          <w:bCs/>
         </w:rPr>
         <w:t xml:space="preserve">Questions:</w:t>
       </w:r>
     </w:p>
     <w:p>
       <w:pPr>
-        <w:pStyle w:val="Compact"/>
         <w:numPr>
           <w:ilvl w:val="0"/>
           <w:numId w:val="1013"/>
         </w:numPr>
+        <w:pStyle w:val="Compact"/>
       </w:pPr>
       <w:r>
         <w:t xml:space="preserve">Which representative data and known edge cases can testing safely use?</w:t>
@@ -4207,11 +4245,11 @@
     </w:p>
     <w:p>
       <w:pPr>
-        <w:pStyle w:val="Compact"/>
         <w:numPr>
           <w:ilvl w:val="0"/>
           <w:numId w:val="1013"/>
         </w:numPr>
+        <w:pStyle w:val="Compact"/>
       </w:pPr>
       <w:r>
         <w:t xml:space="preserve">Does the test environment match production features, access, integrations, and scale?</w:t>
@@ -4219,11 +4257,11 @@
     </w:p>
     <w:p>
       <w:pPr>
-        <w:pStyle w:val="Compact"/>
         <w:numPr>
           <w:ilvl w:val="0"/>
           <w:numId w:val="1013"/>
         </w:numPr>
+        <w:pStyle w:val="Compact"/>
       </w:pPr>
       <w:r>
         <w:t xml:space="preserve">Have safe reruns, interruption, recovery, throttling, and partial failure been tested?</w:t>
@@ -4231,11 +4269,11 @@
     </w:p>
     <w:p>
       <w:pPr>
-        <w:pStyle w:val="Compact"/>
         <w:numPr>
           <w:ilvl w:val="0"/>
           <w:numId w:val="1013"/>
         </w:numPr>
+        <w:pStyle w:val="Compact"/>
       </w:pPr>
       <w:r>
         <w:t xml:space="preserve">Have users rehearsed workflows, documents, cutover, and rollback?</w:t>
@@ -4245,8 +4283,9 @@
       <w:tblPr>
         <w:tblStyle w:val="Table"/>
         <w:tblW w:w="9360" w:type="dxa"/>
+        <w:tblLook w:firstRow="1" w:lastRow="0" w:firstColumn="0" w:lastColumn="0" w:noHBand="0" w:noVBand="0" w:val="0020"/>
+        <w:jc w:val="start"/>
         <w:tblLayout w:type="fixed"/>
-        <w:tblLook w:firstRow="1" w:lastRow="0" w:firstColumn="0" w:lastColumn="0" w:noHBand="0" w:noVBand="0" w:val="0020"/>
       </w:tblPr>
       <w:tblGrid>
         <w:gridCol w:w="4637"/>
@@ -4255,7 +4294,7 @@
       <w:tr>
         <w:trPr>
           <w:cantSplit/>
-          <w:tblHeader w:val="on"/>
+          <w:tblHeader w:val="true"/>
         </w:trPr>
         <w:tc>
           <w:tcPr/>
@@ -4465,9 +4504,9 @@
         <w:t xml:space="preserve">A small pilot does not prove production throughput. A full-volume load does not prove clinical meaning. Test both when those risks apply.</w:t>
       </w:r>
     </w:p>
-    <w:bookmarkEnd w:id="41"/>
-    <w:bookmarkEnd w:id="42"/>
-    <w:bookmarkStart w:id="51" w:name="protect-the-data-and-hand-off-operations"/>
+    <w:bookmarkEnd w:id="52"/>
+    <w:bookmarkEnd w:id="53"/>
+    <w:bookmarkStart w:id="62" w:name="protect-the-data-and-hand-off-operations"/>
     <w:p>
       <w:pPr>
         <w:pStyle w:val="Heading3"/>
@@ -4476,7 +4515,7 @@
         <w:t xml:space="preserve">Protect the Data and Hand Off Operations</w:t>
       </w:r>
     </w:p>
-    <w:bookmarkStart w:id="45" w:name="security-compliance-audit"/>
+    <w:bookmarkStart w:id="56" w:name="security-compliance-audit"/>
     <w:p>
       <w:pPr>
         <w:pStyle w:val="Heading4"/>
@@ -4495,7 +4534,7 @@
       <w:r>
         <w:t xml:space="preserve"> </w:t>
       </w:r>
-      <w:hyperlink r:id="rId43">
+      <w:hyperlink r:id="rId54">
         <w:r>
           <w:rPr>
             <w:rStyle w:val="Hyperlink"/>
@@ -4512,7 +4551,7 @@
       <w:r>
         <w:t xml:space="preserve"> </w:t>
       </w:r>
-      <w:hyperlink r:id="rId44">
+      <w:hyperlink r:id="rId55">
         <w:r>
           <w:rPr>
             <w:rStyle w:val="Hyperlink"/>
@@ -4530,8 +4569,8 @@
       </w:pPr>
       <w:r>
         <w:rPr>
+          <w:bCs/>
           <w:b/>
-          <w:bCs/>
         </w:rPr>
         <w:t xml:space="preserve">Recommendation:</w:t>
       </w:r>
@@ -4548,19 +4587,19 @@
       </w:pPr>
       <w:r>
         <w:rPr>
+          <w:bCs/>
           <w:b/>
-          <w:bCs/>
         </w:rPr>
         <w:t xml:space="preserve">Questions:</w:t>
       </w:r>
     </w:p>
     <w:p>
       <w:pPr>
-        <w:pStyle w:val="Compact"/>
         <w:numPr>
           <w:ilvl w:val="0"/>
           <w:numId w:val="1014"/>
         </w:numPr>
+        <w:pStyle w:val="Compact"/>
       </w:pPr>
       <w:r>
         <w:t xml:space="preserve">Which people, systems, and environments may access migration PHI?</w:t>
@@ -4568,11 +4607,11 @@
     </w:p>
     <w:p>
       <w:pPr>
-        <w:pStyle w:val="Compact"/>
         <w:numPr>
           <w:ilvl w:val="0"/>
           <w:numId w:val="1014"/>
         </w:numPr>
+        <w:pStyle w:val="Compact"/>
       </w:pPr>
       <w:r>
         <w:t xml:space="preserve">How are extracts, credentials, logs, rejected records, and reports protected?</w:t>
@@ -4580,11 +4619,11 @@
     </w:p>
     <w:p>
       <w:pPr>
-        <w:pStyle w:val="Compact"/>
         <w:numPr>
           <w:ilvl w:val="0"/>
           <w:numId w:val="1014"/>
         </w:numPr>
+        <w:pStyle w:val="Compact"/>
       </w:pPr>
       <w:r>
         <w:t xml:space="preserve">What audit, retention, revocation, and secure-disposal rules apply?</w:t>
@@ -4592,11 +4631,11 @@
     </w:p>
     <w:p>
       <w:pPr>
-        <w:pStyle w:val="Compact"/>
         <w:numPr>
           <w:ilvl w:val="0"/>
           <w:numId w:val="1014"/>
         </w:numPr>
+        <w:pStyle w:val="Compact"/>
       </w:pPr>
       <w:r>
         <w:t xml:space="preserve">What incident process handles a wrong-patient, wrong-tenant, or wrong-project load?</w:t>
@@ -4606,8 +4645,9 @@
       <w:tblPr>
         <w:tblStyle w:val="Table"/>
         <w:tblW w:w="9360" w:type="dxa"/>
+        <w:tblLook w:firstRow="1" w:lastRow="0" w:firstColumn="0" w:lastColumn="0" w:noHBand="0" w:noVBand="0" w:val="0020"/>
+        <w:jc w:val="start"/>
         <w:tblLayout w:type="fixed"/>
-        <w:tblLook w:firstRow="1" w:lastRow="0" w:firstColumn="0" w:lastColumn="0" w:noHBand="0" w:noVBand="0" w:val="0020"/>
       </w:tblPr>
       <w:tblGrid>
         <w:gridCol w:w="4446"/>
@@ -4616,7 +4656,7 @@
       <w:tr>
         <w:trPr>
           <w:cantSplit/>
-          <w:tblHeader w:val="on"/>
+          <w:tblHeader w:val="true"/>
         </w:trPr>
         <w:tc>
           <w:tcPr/>
@@ -4877,8 +4917,8 @@
         <w:t xml:space="preserve">Security review covers the pipeline and temporary artifacts, not only final FHIR resources.</w:t>
       </w:r>
     </w:p>
-    <w:bookmarkEnd w:id="45"/>
-    <w:bookmarkStart w:id="49" w:name="documents-binaries-complex-data"/>
+    <w:bookmarkEnd w:id="56"/>
+    <w:bookmarkStart w:id="60" w:name="documents-binaries-complex-data"/>
     <w:p>
       <w:pPr>
         <w:pStyle w:val="Heading4"/>
@@ -4901,8 +4941,8 @@
       </w:pPr>
       <w:r>
         <w:rPr>
+          <w:bCs/>
           <w:b/>
-          <w:bCs/>
         </w:rPr>
         <w:t xml:space="preserve">Recommendation:</w:t>
       </w:r>
@@ -4919,19 +4959,19 @@
       </w:pPr>
       <w:r>
         <w:rPr>
+          <w:bCs/>
           <w:b/>
-          <w:bCs/>
         </w:rPr>
         <w:t xml:space="preserve">Questions:</w:t>
       </w:r>
     </w:p>
     <w:p>
       <w:pPr>
-        <w:pStyle w:val="Compact"/>
         <w:numPr>
           <w:ilvl w:val="0"/>
           <w:numId w:val="1015"/>
         </w:numPr>
+        <w:pStyle w:val="Compact"/>
       </w:pPr>
       <w:r>
         <w:t xml:space="preserve">Which complex domains are in scope, and must they remain operational or only viewable?</w:t>
@@ -4939,11 +4979,11 @@
     </w:p>
     <w:p>
       <w:pPr>
-        <w:pStyle w:val="Compact"/>
         <w:numPr>
           <w:ilvl w:val="0"/>
           <w:numId w:val="1015"/>
         </w:numPr>
+        <w:pStyle w:val="Compact"/>
       </w:pPr>
       <w:r>
         <w:t xml:space="preserve">Are original bytes, structured data, searchable metadata, or all three required?</w:t>
@@ -4951,11 +4991,11 @@
     </w:p>
     <w:p>
       <w:pPr>
-        <w:pStyle w:val="Compact"/>
         <w:numPr>
           <w:ilvl w:val="0"/>
           <w:numId w:val="1015"/>
         </w:numPr>
+        <w:pStyle w:val="Compact"/>
       </w:pPr>
       <w:r>
         <w:t xml:space="preserve">How are identity, clinical context, access, integrity, and retrieval verified?</w:t>
@@ -4963,11 +5003,11 @@
     </w:p>
     <w:p>
       <w:pPr>
-        <w:pStyle w:val="Compact"/>
         <w:numPr>
           <w:ilvl w:val="0"/>
           <w:numId w:val="1015"/>
         </w:numPr>
+        <w:pStyle w:val="Compact"/>
       </w:pPr>
       <w:r>
         <w:t xml:space="preserve">Which unsupported or ambiguous data needs human review or legacy retention?</w:t>
@@ -4983,7 +5023,7 @@
       <w:r>
         <w:t xml:space="preserve"> </w:t>
       </w:r>
-      <w:hyperlink r:id="rId46">
+      <w:hyperlink r:id="rId57">
         <w:r>
           <w:rPr>
             <w:rStyle w:val="Hyperlink"/>
@@ -4997,7 +5037,7 @@
       <w:r>
         <w:t xml:space="preserve"> </w:t>
       </w:r>
-      <w:hyperlink r:id="rId47">
+      <w:hyperlink r:id="rId58">
         <w:r>
           <w:rPr>
             <w:rStyle w:val="Hyperlink"/>
@@ -5011,7 +5051,7 @@
       <w:r>
         <w:t xml:space="preserve"> </w:t>
       </w:r>
-      <w:hyperlink r:id="rId48">
+      <w:hyperlink r:id="rId59">
         <w:r>
           <w:rPr>
             <w:rStyle w:val="Hyperlink"/>
@@ -5026,8 +5066,8 @@
         <w:t xml:space="preserve">rather than defining those models inside the migration plan.</w:t>
       </w:r>
     </w:p>
-    <w:bookmarkEnd w:id="49"/>
-    <w:bookmarkStart w:id="50" w:name="monitoring-exceptions-handoff"/>
+    <w:bookmarkEnd w:id="60"/>
+    <w:bookmarkStart w:id="61" w:name="monitoring-exceptions-handoff"/>
     <w:p>
       <w:pPr>
         <w:pStyle w:val="Heading4"/>
@@ -5050,8 +5090,8 @@
       </w:pPr>
       <w:r>
         <w:rPr>
+          <w:bCs/>
           <w:b/>
-          <w:bCs/>
         </w:rPr>
         <w:t xml:space="preserve">Recommendation:</w:t>
       </w:r>
@@ -5068,19 +5108,19 @@
       </w:pPr>
       <w:r>
         <w:rPr>
+          <w:bCs/>
           <w:b/>
-          <w:bCs/>
         </w:rPr>
         <w:t xml:space="preserve">Questions:</w:t>
       </w:r>
     </w:p>
     <w:p>
       <w:pPr>
-        <w:pStyle w:val="Compact"/>
         <w:numPr>
           <w:ilvl w:val="0"/>
           <w:numId w:val="1016"/>
         </w:numPr>
+        <w:pStyle w:val="Compact"/>
       </w:pPr>
       <w:r>
         <w:t xml:space="preserve">Which metrics, alerts, and thresholds pause a run?</w:t>
@@ -5088,11 +5128,11 @@
     </w:p>
     <w:p>
       <w:pPr>
-        <w:pStyle w:val="Compact"/>
         <w:numPr>
           <w:ilvl w:val="0"/>
           <w:numId w:val="1016"/>
         </w:numPr>
+        <w:pStyle w:val="Compact"/>
       </w:pPr>
       <w:r>
         <w:t xml:space="preserve">Who owns technical, identity, clinical, and terminology exceptions?</w:t>
@@ -5100,11 +5140,11 @@
     </w:p>
     <w:p>
       <w:pPr>
-        <w:pStyle w:val="Compact"/>
         <w:numPr>
           <w:ilvl w:val="0"/>
           <w:numId w:val="1016"/>
         </w:numPr>
+        <w:pStyle w:val="Compact"/>
       </w:pPr>
       <w:r>
         <w:t xml:space="preserve">Does the pipeline end or become an ongoing production integration?</w:t>
@@ -5112,11 +5152,11 @@
     </w:p>
     <w:p>
       <w:pPr>
-        <w:pStyle w:val="Compact"/>
         <w:numPr>
           <w:ilvl w:val="0"/>
           <w:numId w:val="1016"/>
         </w:numPr>
+        <w:pStyle w:val="Compact"/>
       </w:pPr>
       <w:r>
         <w:t xml:space="preserve">What ends the post-go-live support period and permits credential, staging, and source-access retirement?</w:t>
@@ -5126,8 +5166,9 @@
       <w:tblPr>
         <w:tblStyle w:val="Table"/>
         <w:tblW w:w="9360" w:type="dxa"/>
+        <w:tblLook w:firstRow="1" w:lastRow="0" w:firstColumn="0" w:lastColumn="0" w:noHBand="0" w:noVBand="0" w:val="0020"/>
+        <w:jc w:val="start"/>
         <w:tblLayout w:type="fixed"/>
-        <w:tblLook w:firstRow="1" w:lastRow="0" w:firstColumn="0" w:lastColumn="0" w:noHBand="0" w:noVBand="0" w:val="0020"/>
       </w:tblPr>
       <w:tblGrid>
         <w:gridCol w:w="4424"/>
@@ -5136,7 +5177,7 @@
       <w:tr>
         <w:trPr>
           <w:cantSplit/>
-          <w:tblHeader w:val="on"/>
+          <w:tblHeader w:val="true"/>
         </w:trPr>
         <w:tc>
           <w:tcPr/>
@@ -5396,10 +5437,10 @@
         </w:tc>
       </w:tr>
     </w:tbl>
-    <w:bookmarkEnd w:id="50"/>
-    <w:bookmarkEnd w:id="51"/>
-    <w:bookmarkEnd w:id="52"/>
-    <w:bookmarkStart w:id="53" w:name="before-you-implement"/>
+    <w:bookmarkEnd w:id="61"/>
+    <w:bookmarkEnd w:id="62"/>
+    <w:bookmarkEnd w:id="63"/>
+    <w:bookmarkStart w:id="64" w:name="before-you-implement"/>
     <w:p>
       <w:pPr>
         <w:pStyle w:val="Heading2"/>
@@ -5418,11 +5459,11 @@
     </w:p>
     <w:p>
       <w:pPr>
-        <w:pStyle w:val="Compact"/>
         <w:numPr>
           <w:ilvl w:val="0"/>
           <w:numId w:val="1017"/>
         </w:numPr>
+        <w:pStyle w:val="Compact"/>
       </w:pPr>
       <w:r>
         <w:t xml:space="preserve">Data scope, history boundaries, and exclusions</w:t>
@@ -5430,11 +5471,11 @@
     </w:p>
     <w:p>
       <w:pPr>
-        <w:pStyle w:val="Compact"/>
         <w:numPr>
           <w:ilvl w:val="0"/>
           <w:numId w:val="1017"/>
         </w:numPr>
+        <w:pStyle w:val="Compact"/>
       </w:pPr>
       <w:r>
         <w:t xml:space="preserve">Identifier, matching, and mapping decisions</w:t>
@@ -5442,11 +5483,11 @@
     </w:p>
     <w:p>
       <w:pPr>
-        <w:pStyle w:val="Compact"/>
         <w:numPr>
           <w:ilvl w:val="0"/>
           <w:numId w:val="1017"/>
         </w:numPr>
+        <w:pStyle w:val="Compact"/>
       </w:pPr>
       <w:r>
         <w:t xml:space="preserve">Load path, recovery approach, and operational owner</w:t>
@@ -5454,11 +5495,11 @@
     </w:p>
     <w:p>
       <w:pPr>
-        <w:pStyle w:val="Compact"/>
         <w:numPr>
           <w:ilvl w:val="0"/>
           <w:numId w:val="1017"/>
         </w:numPr>
+        <w:pStyle w:val="Compact"/>
       </w:pPr>
       <w:r>
         <w:t xml:space="preserve">Write authority, cutover approach, and rollback criteria</w:t>
@@ -5466,11 +5507,11 @@
     </w:p>
     <w:p>
       <w:pPr>
-        <w:pStyle w:val="Compact"/>
         <w:numPr>
           <w:ilvl w:val="0"/>
           <w:numId w:val="1017"/>
         </w:numPr>
+        <w:pStyle w:val="Compact"/>
       </w:pPr>
       <w:r>
         <w:t xml:space="preserve">Validation evidence, acceptance thresholds, and approvers</w:t>
@@ -5478,11 +5519,11 @@
     </w:p>
     <w:p>
       <w:pPr>
-        <w:pStyle w:val="Compact"/>
         <w:numPr>
           <w:ilvl w:val="0"/>
           <w:numId w:val="1017"/>
         </w:numPr>
+        <w:pStyle w:val="Compact"/>
       </w:pPr>
       <w:r>
         <w:t xml:space="preserve">Security controls and unresolved risks</w:t>
@@ -5496,8 +5537,8 @@
         <w:t xml:space="preserve">Do not begin production migration work while any decision that changes identity, clinical meaning, write authority, or acceptance remains unowned or unresolved.</w:t>
       </w:r>
     </w:p>
-    <w:bookmarkEnd w:id="53"/>
-    <w:bookmarkEnd w:id="54"/>
+    <w:bookmarkEnd w:id="64"/>
+    <w:bookmarkEnd w:id="65"/>
     <w:sectPr>
       <w:pgSz w:h="15840" w:w="12240"/>
       <w:pgMar w:bottom="1440" w:footer="720" w:gutter="0" w:header="720" w:left="1440" w:right="1440" w:top="1440"/>
@@ -5535,14 +5576,14 @@
 <file path=word/numbering.xml><?xml version="1.0" encoding="utf-8"?>
 <w:numbering xmlns:w="http://schemas.openxmlformats.org/wordprocessingml/2006/main">
   <w:abstractNum w:abstractNumId="990">
-    <w:nsid w:val="0000A990"/>
+    <w:nsid w:val="A990"/>
     <w:multiLevelType w:val="multilevel"/>
     <w:lvl w:ilvl="0">
       <w:numFmt w:val="bullet"/>
       <w:lvlText w:val=" "/>
       <w:lvlJc w:val="left"/>
       <w:pPr>
-        <w:ind w:left="720" w:hanging="360"/>
+        <w:ind w:left="720" w:hanging="480"/>
       </w:pPr>
     </w:lvl>
     <w:lvl w:ilvl="1">
@@ -5550,7 +5591,7 @@
       <w:lvlText w:val=" "/>
       <w:lvlJc w:val="left"/>
       <w:pPr>
-        <w:ind w:left="1440" w:hanging="360"/>
+        <w:ind w:left="1440" w:hanging="480"/>
       </w:pPr>
     </w:lvl>
     <w:lvl w:ilvl="2">
@@ -5558,7 +5599,7 @@
       <w:lvlText w:val=" "/>
       <w:lvlJc w:val="left"/>
       <w:pPr>
-        <w:ind w:left="2160" w:hanging="360"/>
+        <w:ind w:left="2160" w:hanging="480"/>
       </w:pPr>
     </w:lvl>
     <w:lvl w:ilvl="3">
@@ -5566,7 +5607,7 @@
       <w:lvlText w:val=" "/>
       <w:lvlJc w:val="left"/>
       <w:pPr>
-        <w:ind w:left="2880" w:hanging="360"/>
+        <w:ind w:left="2880" w:hanging="480"/>
       </w:pPr>
     </w:lvl>
     <w:lvl w:ilvl="4">
@@ -5574,7 +5615,7 @@
       <w:lvlText w:val=" "/>
       <w:lvlJc w:val="left"/>
       <w:pPr>
-        <w:ind w:left="3600" w:hanging="360"/>
+        <w:ind w:left="3600" w:hanging="480"/>
       </w:pPr>
     </w:lvl>
     <w:lvl w:ilvl="5">
@@ -5582,7 +5623,7 @@
       <w:lvlText w:val=" "/>
       <w:lvlJc w:val="left"/>
       <w:pPr>
-        <w:ind w:left="4320" w:hanging="360"/>
+        <w:ind w:left="4320" w:hanging="480"/>
       </w:pPr>
     </w:lvl>
     <w:lvl w:ilvl="6">
@@ -5590,7 +5631,7 @@
       <w:lvlText w:val=" "/>
       <w:lvlJc w:val="left"/>
       <w:pPr>
-        <w:ind w:left="5040" w:hanging="360"/>
+        <w:ind w:left="5040" w:hanging="480"/>
       </w:pPr>
     </w:lvl>
     <w:lvl w:ilvl="7">
@@ -5598,7 +5639,7 @@
       <w:lvlText w:val=" "/>
       <w:lvlJc w:val="left"/>
       <w:pPr>
-        <w:ind w:left="5760" w:hanging="360"/>
+        <w:ind w:left="5760" w:hanging="480"/>
       </w:pPr>
     </w:lvl>
     <w:lvl w:ilvl="8">
@@ -5606,111 +5647,84 @@
       <w:lvlText w:val=" "/>
       <w:lvlJc w:val="left"/>
       <w:pPr>
-        <w:ind w:left="6480" w:hanging="360"/>
+        <w:ind w:left="6480" w:hanging="480"/>
       </w:pPr>
     </w:lvl>
   </w:abstractNum>
   <w:abstractNum w:abstractNumId="991">
-    <w:nsid w:val="0000A991"/>
+    <w:nsid w:val="A991"/>
     <w:multiLevelType w:val="multilevel"/>
     <w:lvl w:ilvl="0">
       <w:numFmt w:val="bullet"/>
-      <w:lvlText w:val=""/>
+      <w:lvlText w:val="•"/>
       <w:lvlJc w:val="left"/>
       <w:pPr>
-        <w:ind w:left="720" w:hanging="360"/>
-      </w:pPr>
-      <w:rPr>
-        <w:rFonts w:ascii="Symbol" w:hAnsi="Symbol" w:cs="Symbol" w:hint="default"/>
-      </w:rPr>
+        <w:ind w:left="720" w:hanging="480"/>
+      </w:pPr>
     </w:lvl>
     <w:lvl w:ilvl="1">
       <w:numFmt w:val="bullet"/>
-      <w:lvlText w:val="o"/>
+      <w:lvlText w:val="–"/>
       <w:lvlJc w:val="left"/>
       <w:pPr>
-        <w:ind w:left="1440" w:hanging="360"/>
-      </w:pPr>
-      <w:rPr>
-        <w:rFonts w:ascii="Courier New" w:hAnsi="Courier New" w:cs="Courier New" w:hint="default"/>
-      </w:rPr>
+        <w:ind w:left="1440" w:hanging="480"/>
+      </w:pPr>
     </w:lvl>
     <w:lvl w:ilvl="2">
       <w:numFmt w:val="bullet"/>
-      <w:lvlText w:val=""/>
+      <w:lvlText w:val="•"/>
       <w:lvlJc w:val="left"/>
       <w:pPr>
-        <w:ind w:left="2160" w:hanging="360"/>
-      </w:pPr>
-      <w:rPr>
-        <w:rFonts w:ascii="Wingdings" w:hAnsi="Wingdings" w:cs="Wingdings" w:hint="default"/>
-      </w:rPr>
+        <w:ind w:left="2160" w:hanging="480"/>
+      </w:pPr>
     </w:lvl>
     <w:lvl w:ilvl="3">
       <w:numFmt w:val="bullet"/>
-      <w:lvlText w:val=""/>
+      <w:lvlText w:val="–"/>
       <w:lvlJc w:val="left"/>
       <w:pPr>
-        <w:ind w:left="2880" w:hanging="360"/>
-      </w:pPr>
-      <w:rPr>
-        <w:rFonts w:ascii="Symbol" w:hAnsi="Symbol" w:cs="Symbol" w:hint="default"/>
-      </w:rPr>
+        <w:ind w:left="2880" w:hanging="480"/>
+      </w:pPr>
     </w:lvl>
     <w:lvl w:ilvl="4">
       <w:numFmt w:val="bullet"/>
-      <w:lvlText w:val="o"/>
+      <w:lvlText w:val="•"/>
       <w:lvlJc w:val="left"/>
       <w:pPr>
-        <w:ind w:left="3600" w:hanging="360"/>
-      </w:pPr>
-      <w:rPr>
-        <w:rFonts w:ascii="Courier New" w:hAnsi="Courier New" w:cs="Courier New" w:hint="default"/>
-      </w:rPr>
+        <w:ind w:left="3600" w:hanging="480"/>
+      </w:pPr>
     </w:lvl>
     <w:lvl w:ilvl="5">
       <w:numFmt w:val="bullet"/>
-      <w:lvlText w:val=""/>
+      <w:lvlText w:val="–"/>
       <w:lvlJc w:val="left"/>
       <w:pPr>
-        <w:ind w:left="4320" w:hanging="360"/>
-      </w:pPr>
-      <w:rPr>
-        <w:rFonts w:ascii="Wingdings" w:hAnsi="Wingdings" w:cs="Wingdings" w:hint="default"/>
-      </w:rPr>
+        <w:ind w:left="4320" w:hanging="480"/>
+      </w:pPr>
     </w:lvl>
     <w:lvl w:ilvl="6">
       <w:numFmt w:val="bullet"/>
-      <w:lvlText w:val=""/>
+      <w:lvlText w:val="•"/>
       <w:lvlJc w:val="left"/>
       <w:pPr>
-        <w:ind w:left="5040" w:hanging="360"/>
-      </w:pPr>
-      <w:rPr>
-        <w:rFonts w:ascii="Symbol" w:hAnsi="Symbol" w:cs="Symbol" w:hint="default"/>
-      </w:rPr>
+        <w:ind w:left="5040" w:hanging="480"/>
+      </w:pPr>
     </w:lvl>
     <w:lvl w:ilvl="7">
       <w:numFmt w:val="bullet"/>
-      <w:lvlText w:val="o"/>
+      <w:lvlText w:val="–"/>
       <w:lvlJc w:val="left"/>
       <w:pPr>
-        <w:ind w:left="5760" w:hanging="360"/>
-      </w:pPr>
-      <w:rPr>
-        <w:rFonts w:ascii="Courier New" w:hAnsi="Courier New" w:cs="Courier New" w:hint="default"/>
-      </w:rPr>
+        <w:ind w:left="5760" w:hanging="480"/>
+      </w:pPr>
     </w:lvl>
     <w:lvl w:ilvl="8">
       <w:numFmt w:val="bullet"/>
-      <w:lvlText w:val=""/>
+      <w:lvlText w:val="•"/>
       <w:lvlJc w:val="left"/>
       <w:pPr>
-        <w:ind w:left="6480" w:hanging="360"/>
-      </w:pPr>
-      <w:rPr>
-        <w:rFonts w:ascii="Wingdings" w:hAnsi="Wingdings" w:cs="Wingdings" w:hint="default"/>
-      </w:rPr>
+        <w:ind w:left="6480" w:hanging="480"/>
+      </w:pPr>
     </w:lvl>
   </w:abstractNum>
   <w:num w:numId="1000">
@@ -6446,8 +6460,8 @@
     <w:name w:val="KeywordTok"/>
     <w:basedOn w:val="VerbatimChar"/>
     <w:rPr>
+      <w:color w:val="007020"/>
       <w:b/>
-      <w:color w:val="007020"/>
     </w:rPr>
   </w:style>
   <w:style w:type="character" w:customStyle="1" w:styleId="DataTypeTok">
@@ -6524,42 +6538,42 @@
     <w:name w:val="ImportTok"/>
     <w:basedOn w:val="VerbatimChar"/>
     <w:rPr>
+      <w:color w:val="008000"/>
       <w:b/>
-      <w:color w:val="008000"/>
     </w:rPr>
   </w:style>
   <w:style w:type="character" w:customStyle="1" w:styleId="CommentTok">
     <w:name w:val="CommentTok"/>
     <w:basedOn w:val="VerbatimChar"/>
     <w:rPr>
+      <w:color w:val="60a0b0"/>
       <w:i/>
-      <w:color w:val="60a0b0"/>
     </w:rPr>
   </w:style>
   <w:style w:type="character" w:customStyle="1" w:styleId="DocumentationTok">
     <w:name w:val="DocumentationTok"/>
     <w:basedOn w:val="VerbatimChar"/>
     <w:rPr>
+      <w:color w:val="ba2121"/>
       <w:i/>
-      <w:color w:val="ba2121"/>
     </w:rPr>
   </w:style>
   <w:style w:type="character" w:customStyle="1" w:styleId="AnnotationTok">
     <w:name w:val="AnnotationTok"/>
     <w:basedOn w:val="VerbatimChar"/>
     <w:rPr>
+      <w:color w:val="60a0b0"/>
       <w:b/>
       <w:i/>
-      <w:color w:val="60a0b0"/>
     </w:rPr>
   </w:style>
   <w:style w:type="character" w:customStyle="1" w:styleId="CommentVarTok">
     <w:name w:val="CommentVarTok"/>
     <w:basedOn w:val="VerbatimChar"/>
     <w:rPr>
+      <w:color w:val="60a0b0"/>
       <w:b/>
       <w:i/>
-      <w:color w:val="60a0b0"/>
     </w:rPr>
   </w:style>
   <w:style w:type="character" w:customStyle="1" w:styleId="OtherTok">
@@ -6587,8 +6601,8 @@
     <w:name w:val="ControlFlowTok"/>
     <w:basedOn w:val="VerbatimChar"/>
     <w:rPr>
+      <w:color w:val="007020"/>
       <w:b/>
-      <w:color w:val="007020"/>
     </w:rPr>
   </w:style>
   <w:style w:type="character" w:customStyle="1" w:styleId="OperatorTok">
@@ -6633,34 +6647,34 @@
     <w:name w:val="InformationTok"/>
     <w:basedOn w:val="VerbatimChar"/>
     <w:rPr>
+      <w:color w:val="60a0b0"/>
       <w:b/>
       <w:i/>
-      <w:color w:val="60a0b0"/>
     </w:rPr>
   </w:style>
   <w:style w:type="character" w:customStyle="1" w:styleId="WarningTok">
     <w:name w:val="WarningTok"/>
     <w:basedOn w:val="VerbatimChar"/>
     <w:rPr>
+      <w:color w:val="60a0b0"/>
       <w:b/>
       <w:i/>
-      <w:color w:val="60a0b0"/>
     </w:rPr>
   </w:style>
   <w:style w:type="character" w:customStyle="1" w:styleId="AlertTok">
     <w:name w:val="AlertTok"/>
     <w:basedOn w:val="VerbatimChar"/>
     <w:rPr>
+      <w:color w:val="ff0000"/>
       <w:b/>
-      <w:color w:val="ff0000"/>
     </w:rPr>
   </w:style>
   <w:style w:type="character" w:customStyle="1" w:styleId="ErrorTok">
     <w:name w:val="ErrorTok"/>
     <w:basedOn w:val="VerbatimChar"/>
     <w:rPr>
+      <w:color w:val="ff0000"/>
       <w:b/>
-      <w:color w:val="ff0000"/>
     </w:rPr>
   </w:style>
   <w:style w:type="character" w:customStyle="1" w:styleId="NormalTok">
